--- a/FSD - Developing a Reliable Back-end with Node and Express/FSD - Developing a Reliable Back-end with Node and Express - Day 5 14-05 -2026.docx
+++ b/FSD - Developing a Reliable Back-end with Node and Express/FSD - Developing a Reliable Back-end with Node and Express - Day 5 14-05 -2026.docx
@@ -22,7 +22,23 @@
           <w:b/>
           <w:bCs/>
         </w:rPr>
-        <w:t>FSD - Developing a Reliable Back-end with Node and Express</w:t>
+        <w:t xml:space="preserve">FSD - Developing a Reliable </w:t>
+      </w:r>
+      <w:proofErr w:type="gramStart"/>
+      <w:r>
+        <w:rPr>
+          <w:b/>
+          <w:bCs/>
+        </w:rPr>
+        <w:t>Back-end</w:t>
+      </w:r>
+      <w:proofErr w:type="gramEnd"/>
+      <w:r>
+        <w:rPr>
+          <w:b/>
+          <w:bCs/>
+        </w:rPr>
+        <w:t xml:space="preserve"> with Node and Express</w:t>
       </w:r>
       <w:r>
         <w:rPr>
@@ -63,22 +79,23 @@
     </w:p>
     <w:p>
       <w:r>
-        <w:t xml:space="preserve">Node JS </w:t>
+        <w:t xml:space="preserve">Node </w:t>
+      </w:r>
+      <w:proofErr w:type="gramStart"/>
+      <w:r>
+        <w:t xml:space="preserve">JS </w:t>
       </w:r>
       <w:r>
         <w:t xml:space="preserve"> </w:t>
       </w:r>
       <w:r>
-        <w:t xml:space="preserve">provide third party module </w:t>
-      </w:r>
-      <w:proofErr w:type="spellStart"/>
-      <w:r>
-        <w:t>ie</w:t>
-      </w:r>
-      <w:proofErr w:type="spellEnd"/>
-      <w:r>
-        <w:t xml:space="preserve"> </w:t>
-      </w:r>
+        <w:t>provide</w:t>
+      </w:r>
+      <w:proofErr w:type="gramEnd"/>
+      <w:r>
+        <w:t xml:space="preserve"> third party module ie </w:t>
+      </w:r>
+      <w:proofErr w:type="gramStart"/>
       <w:r>
         <w:rPr>
           <w:b/>
@@ -86,47 +103,40 @@
         </w:rPr>
         <w:t>express-generator</w:t>
       </w:r>
-      <w:r>
-        <w:t xml:space="preserve">. This module help us to create express </w:t>
-      </w:r>
-      <w:proofErr w:type="spellStart"/>
-      <w:r>
-        <w:t>js</w:t>
-      </w:r>
-      <w:proofErr w:type="spellEnd"/>
-      <w:r>
-        <w:t xml:space="preserve"> project with different view engine. </w:t>
+      <w:proofErr w:type="gramEnd"/>
+      <w:r>
+        <w:t xml:space="preserve">. This module </w:t>
+      </w:r>
+      <w:proofErr w:type="gramStart"/>
+      <w:r>
+        <w:t>help</w:t>
+      </w:r>
+      <w:proofErr w:type="gramEnd"/>
+      <w:r>
+        <w:t xml:space="preserve"> us to create express js project with different view engine. </w:t>
       </w:r>
     </w:p>
     <w:p>
-      <w:proofErr w:type="spellStart"/>
       <w:r>
         <w:rPr>
           <w:highlight w:val="yellow"/>
         </w:rPr>
-        <w:t>npx</w:t>
-      </w:r>
-      <w:proofErr w:type="spellEnd"/>
-      <w:r>
-        <w:rPr>
-          <w:highlight w:val="yellow"/>
-        </w:rPr>
-        <w:t xml:space="preserve"> express-generator project-name --view </w:t>
-      </w:r>
-      <w:proofErr w:type="spellStart"/>
-      <w:r>
-        <w:rPr>
-          <w:highlight w:val="yellow"/>
-        </w:rPr>
-        <w:t>ejs</w:t>
-      </w:r>
-      <w:proofErr w:type="spellEnd"/>
+        <w:t>npx express-generator project-name --view ejs</w:t>
+      </w:r>
       <w:r>
         <w:t xml:space="preserve"> </w:t>
       </w:r>
       <w:r>
         <w:tab/>
-        <w:t xml:space="preserve">(it doesn’t install that module it use latest version module to do task). </w:t>
+        <w:t xml:space="preserve">(it doesn’t install that module it </w:t>
+      </w:r>
+      <w:proofErr w:type="gramStart"/>
+      <w:r>
+        <w:t>use</w:t>
+      </w:r>
+      <w:proofErr w:type="gramEnd"/>
+      <w:r>
+        <w:t xml:space="preserve"> latest version module to do task). </w:t>
       </w:r>
     </w:p>
     <w:p>
@@ -140,30 +150,97 @@
       </w:r>
     </w:p>
     <w:p>
-      <w:proofErr w:type="spellStart"/>
-      <w:r>
-        <w:t>npm</w:t>
-      </w:r>
-      <w:proofErr w:type="spellEnd"/>
-      <w:r>
-        <w:t xml:space="preserve"> install </w:t>
+      <w:r>
+        <w:t xml:space="preserve">npm install </w:t>
       </w:r>
       <w:r>
         <w:tab/>
-        <w:t>(it install all module which use to run the project).</w:t>
+        <w:t xml:space="preserve">(it </w:t>
+      </w:r>
+      <w:proofErr w:type="gramStart"/>
+      <w:r>
+        <w:t>install</w:t>
+      </w:r>
+      <w:proofErr w:type="gramEnd"/>
+      <w:r>
+        <w:t xml:space="preserve"> all module which use to run the project).</w:t>
       </w:r>
     </w:p>
     <w:p>
-      <w:proofErr w:type="spellStart"/>
-      <w:r>
-        <w:t>npm</w:t>
-      </w:r>
-      <w:proofErr w:type="spellEnd"/>
-      <w:r>
-        <w:t xml:space="preserve"> start </w:t>
+      <w:r>
+        <w:t xml:space="preserve">npm start </w:t>
       </w:r>
     </w:p>
     <w:p/>
+    <w:p/>
+    <w:p>
+      <w:pPr>
+        <w:rPr>
+          <w:b/>
+          <w:bCs/>
+        </w:rPr>
+      </w:pPr>
+      <w:r>
+        <w:rPr>
+          <w:b/>
+          <w:bCs/>
+        </w:rPr>
+        <w:t>user defined modules</w:t>
+      </w:r>
+    </w:p>
+    <w:p>
+      <w:r>
+        <w:t xml:space="preserve">if we write any code inside one file that code is local to that file. Code can be written using variable, function or classes. While developing real time application we need to break down the code in more than one file base upon functionality. </w:t>
+      </w:r>
+    </w:p>
+    <w:p>
+      <w:r>
+        <w:t xml:space="preserve">User defined module we can achieve in 2 ways. </w:t>
+      </w:r>
+    </w:p>
+    <w:p>
+      <w:pPr>
+        <w:pStyle w:val="ListParagraph"/>
+        <w:numPr>
+          <w:ilvl w:val="0"/>
+          <w:numId w:val="4"/>
+        </w:numPr>
+      </w:pPr>
+      <w:r>
+        <w:t>ES5 style (old style)</w:t>
+      </w:r>
+      <w:r>
+        <w:tab/>
+        <w:t xml:space="preserve">: </w:t>
+      </w:r>
+      <w:proofErr w:type="gramStart"/>
+      <w:r>
+        <w:t>module.exports</w:t>
+      </w:r>
+      <w:proofErr w:type="gramEnd"/>
+      <w:r>
+        <w:t xml:space="preserve"> and require function </w:t>
+      </w:r>
+    </w:p>
+    <w:p>
+      <w:pPr>
+        <w:pStyle w:val="ListParagraph"/>
+        <w:numPr>
+          <w:ilvl w:val="0"/>
+          <w:numId w:val="4"/>
+        </w:numPr>
+      </w:pPr>
+      <w:r>
+        <w:t xml:space="preserve">ES6 style </w:t>
+      </w:r>
+      <w:r>
+        <w:tab/>
+      </w:r>
+      <w:r>
+        <w:tab/>
+        <w:t xml:space="preserve">: import and export concept. </w:t>
+      </w:r>
+    </w:p>
     <w:p/>
     <w:p/>
     <w:sectPr>
@@ -268,6 +345,95 @@
     </w:lvl>
   </w:abstractNum>
   <w:abstractNum w:abstractNumId="1" w15:restartNumberingAfterBreak="0">
+    <w:nsid w:val="2A8A23AA"/>
+    <w:multiLevelType w:val="hybridMultilevel"/>
+    <w:tmpl w:val="AF722B4E"/>
+    <w:lvl w:ilvl="0" w:tplc="4009000F">
+      <w:start w:val="1"/>
+      <w:numFmt w:val="decimal"/>
+      <w:lvlText w:val="%1."/>
+      <w:lvlJc w:val="left"/>
+      <w:pPr>
+        <w:ind w:left="720" w:hanging="360"/>
+      </w:pPr>
+      <w:rPr>
+        <w:rFonts w:hint="default"/>
+      </w:rPr>
+    </w:lvl>
+    <w:lvl w:ilvl="1" w:tplc="40090019" w:tentative="1">
+      <w:start w:val="1"/>
+      <w:numFmt w:val="lowerLetter"/>
+      <w:lvlText w:val="%2."/>
+      <w:lvlJc w:val="left"/>
+      <w:pPr>
+        <w:ind w:left="1440" w:hanging="360"/>
+      </w:pPr>
+    </w:lvl>
+    <w:lvl w:ilvl="2" w:tplc="4009001B" w:tentative="1">
+      <w:start w:val="1"/>
+      <w:numFmt w:val="lowerRoman"/>
+      <w:lvlText w:val="%3."/>
+      <w:lvlJc w:val="right"/>
+      <w:pPr>
+        <w:ind w:left="2160" w:hanging="180"/>
+      </w:pPr>
+    </w:lvl>
+    <w:lvl w:ilvl="3" w:tplc="4009000F" w:tentative="1">
+      <w:start w:val="1"/>
+      <w:numFmt w:val="decimal"/>
+      <w:lvlText w:val="%4."/>
+      <w:lvlJc w:val="left"/>
+      <w:pPr>
+        <w:ind w:left="2880" w:hanging="360"/>
+      </w:pPr>
+    </w:lvl>
+    <w:lvl w:ilvl="4" w:tplc="40090019" w:tentative="1">
+      <w:start w:val="1"/>
+      <w:numFmt w:val="lowerLetter"/>
+      <w:lvlText w:val="%5."/>
+      <w:lvlJc w:val="left"/>
+      <w:pPr>
+        <w:ind w:left="3600" w:hanging="360"/>
+      </w:pPr>
+    </w:lvl>
+    <w:lvl w:ilvl="5" w:tplc="4009001B" w:tentative="1">
+      <w:start w:val="1"/>
+      <w:numFmt w:val="lowerRoman"/>
+      <w:lvlText w:val="%6."/>
+      <w:lvlJc w:val="right"/>
+      <w:pPr>
+        <w:ind w:left="4320" w:hanging="180"/>
+      </w:pPr>
+    </w:lvl>
+    <w:lvl w:ilvl="6" w:tplc="4009000F" w:tentative="1">
+      <w:start w:val="1"/>
+      <w:numFmt w:val="decimal"/>
+      <w:lvlText w:val="%7."/>
+      <w:lvlJc w:val="left"/>
+      <w:pPr>
+        <w:ind w:left="5040" w:hanging="360"/>
+      </w:pPr>
+    </w:lvl>
+    <w:lvl w:ilvl="7" w:tplc="40090019" w:tentative="1">
+      <w:start w:val="1"/>
+      <w:numFmt w:val="lowerLetter"/>
+      <w:lvlText w:val="%8."/>
+      <w:lvlJc w:val="left"/>
+      <w:pPr>
+        <w:ind w:left="5760" w:hanging="360"/>
+      </w:pPr>
+    </w:lvl>
+    <w:lvl w:ilvl="8" w:tplc="4009001B" w:tentative="1">
+      <w:start w:val="1"/>
+      <w:numFmt w:val="lowerRoman"/>
+      <w:lvlText w:val="%9."/>
+      <w:lvlJc w:val="right"/>
+      <w:pPr>
+        <w:ind w:left="6480" w:hanging="180"/>
+      </w:pPr>
+    </w:lvl>
+  </w:abstractNum>
+  <w:abstractNum w:abstractNumId="2" w15:restartNumberingAfterBreak="0">
     <w:nsid w:val="53E06F91"/>
     <w:multiLevelType w:val="hybridMultilevel"/>
     <w:tmpl w:val="97B21384"/>
@@ -356,7 +522,7 @@
       </w:pPr>
     </w:lvl>
   </w:abstractNum>
-  <w:abstractNum w:abstractNumId="2" w15:restartNumberingAfterBreak="0">
+  <w:abstractNum w:abstractNumId="3" w15:restartNumberingAfterBreak="0">
     <w:nsid w:val="79F57A04"/>
     <w:multiLevelType w:val="hybridMultilevel"/>
     <w:tmpl w:val="EC681B58"/>
@@ -446,13 +612,16 @@
     </w:lvl>
   </w:abstractNum>
   <w:num w:numId="1" w16cid:durableId="1442337705">
-    <w:abstractNumId w:val="1"/>
+    <w:abstractNumId w:val="2"/>
   </w:num>
   <w:num w:numId="2" w16cid:durableId="2078934405">
     <w:abstractNumId w:val="0"/>
   </w:num>
   <w:num w:numId="3" w16cid:durableId="1124035340">
-    <w:abstractNumId w:val="2"/>
+    <w:abstractNumId w:val="3"/>
+  </w:num>
+  <w:num w:numId="4" w16cid:durableId="185412976">
+    <w:abstractNumId w:val="1"/>
   </w:num>
 </w:numbering>
 </file>

--- a/FSD - Developing a Reliable Back-end with Node and Express/FSD - Developing a Reliable Back-end with Node and Express - Day 5 14-05 -2026.docx
+++ b/FSD - Developing a Reliable Back-end with Node and Express/FSD - Developing a Reliable Back-end with Node and Express - Day 5 14-05 -2026.docx
@@ -22,23 +22,7 @@
           <w:b/>
           <w:bCs/>
         </w:rPr>
-        <w:t xml:space="preserve">FSD - Developing a Reliable </w:t>
-      </w:r>
-      <w:proofErr w:type="gramStart"/>
-      <w:r>
-        <w:rPr>
-          <w:b/>
-          <w:bCs/>
-        </w:rPr>
-        <w:t>Back-end</w:t>
-      </w:r>
-      <w:proofErr w:type="gramEnd"/>
-      <w:r>
-        <w:rPr>
-          <w:b/>
-          <w:bCs/>
-        </w:rPr>
-        <w:t xml:space="preserve"> with Node and Express</w:t>
+        <w:t>FSD - Developing a Reliable Back-end with Node and Express</w:t>
       </w:r>
       <w:r>
         <w:rPr>
@@ -79,23 +63,22 @@
     </w:p>
     <w:p>
       <w:r>
-        <w:t xml:space="preserve">Node </w:t>
-      </w:r>
-      <w:proofErr w:type="gramStart"/>
-      <w:r>
-        <w:t xml:space="preserve">JS </w:t>
+        <w:t xml:space="preserve">Node JS </w:t>
       </w:r>
       <w:r>
         <w:t xml:space="preserve"> </w:t>
       </w:r>
       <w:r>
-        <w:t>provide</w:t>
-      </w:r>
-      <w:proofErr w:type="gramEnd"/>
-      <w:r>
-        <w:t xml:space="preserve"> third party module ie </w:t>
-      </w:r>
-      <w:proofErr w:type="gramStart"/>
+        <w:t xml:space="preserve">provide third party module </w:t>
+      </w:r>
+      <w:proofErr w:type="spellStart"/>
+      <w:r>
+        <w:t>ie</w:t>
+      </w:r>
+      <w:proofErr w:type="spellEnd"/>
+      <w:r>
+        <w:t xml:space="preserve"> </w:t>
+      </w:r>
       <w:r>
         <w:rPr>
           <w:b/>
@@ -103,40 +86,47 @@
         </w:rPr>
         <w:t>express-generator</w:t>
       </w:r>
-      <w:proofErr w:type="gramEnd"/>
-      <w:r>
-        <w:t xml:space="preserve">. This module </w:t>
-      </w:r>
-      <w:proofErr w:type="gramStart"/>
-      <w:r>
-        <w:t>help</w:t>
-      </w:r>
-      <w:proofErr w:type="gramEnd"/>
-      <w:r>
-        <w:t xml:space="preserve"> us to create express js project with different view engine. </w:t>
-      </w:r>
-    </w:p>
-    <w:p>
+      <w:r>
+        <w:t xml:space="preserve">. This module help us to create express </w:t>
+      </w:r>
+      <w:proofErr w:type="spellStart"/>
+      <w:r>
+        <w:t>js</w:t>
+      </w:r>
+      <w:proofErr w:type="spellEnd"/>
+      <w:r>
+        <w:t xml:space="preserve"> project with different view engine. </w:t>
+      </w:r>
+    </w:p>
+    <w:p>
+      <w:proofErr w:type="spellStart"/>
       <w:r>
         <w:rPr>
           <w:highlight w:val="yellow"/>
         </w:rPr>
-        <w:t>npx express-generator project-name --view ejs</w:t>
-      </w:r>
+        <w:t>npx</w:t>
+      </w:r>
+      <w:proofErr w:type="spellEnd"/>
+      <w:r>
+        <w:rPr>
+          <w:highlight w:val="yellow"/>
+        </w:rPr>
+        <w:t xml:space="preserve"> express-generator project-name --view </w:t>
+      </w:r>
+      <w:proofErr w:type="spellStart"/>
+      <w:r>
+        <w:rPr>
+          <w:highlight w:val="yellow"/>
+        </w:rPr>
+        <w:t>ejs</w:t>
+      </w:r>
+      <w:proofErr w:type="spellEnd"/>
       <w:r>
         <w:t xml:space="preserve"> </w:t>
       </w:r>
       <w:r>
         <w:tab/>
-        <w:t xml:space="preserve">(it doesn’t install that module it </w:t>
-      </w:r>
-      <w:proofErr w:type="gramStart"/>
-      <w:r>
-        <w:t>use</w:t>
-      </w:r>
-      <w:proofErr w:type="gramEnd"/>
-      <w:r>
-        <w:t xml:space="preserve"> latest version module to do task). </w:t>
+        <w:t xml:space="preserve">(it doesn’t install that module it use latest version module to do task). </w:t>
       </w:r>
     </w:p>
     <w:p>
@@ -150,25 +140,27 @@
       </w:r>
     </w:p>
     <w:p>
-      <w:r>
-        <w:t xml:space="preserve">npm install </w:t>
+      <w:proofErr w:type="spellStart"/>
+      <w:r>
+        <w:t>npm</w:t>
+      </w:r>
+      <w:proofErr w:type="spellEnd"/>
+      <w:r>
+        <w:t xml:space="preserve"> install </w:t>
       </w:r>
       <w:r>
         <w:tab/>
-        <w:t xml:space="preserve">(it </w:t>
-      </w:r>
-      <w:proofErr w:type="gramStart"/>
-      <w:r>
-        <w:t>install</w:t>
-      </w:r>
-      <w:proofErr w:type="gramEnd"/>
-      <w:r>
-        <w:t xml:space="preserve"> all module which use to run the project).</w:t>
-      </w:r>
-    </w:p>
-    <w:p>
-      <w:r>
-        <w:t xml:space="preserve">npm start </w:t>
+        <w:t>(it install all module which use to run the project).</w:t>
+      </w:r>
+    </w:p>
+    <w:p>
+      <w:proofErr w:type="spellStart"/>
+      <w:r>
+        <w:t>npm</w:t>
+      </w:r>
+      <w:proofErr w:type="spellEnd"/>
+      <w:r>
+        <w:t xml:space="preserve"> start </w:t>
       </w:r>
     </w:p>
     <w:p/>
@@ -213,14 +205,48 @@
         <w:tab/>
         <w:t xml:space="preserve">: </w:t>
       </w:r>
-      <w:proofErr w:type="gramStart"/>
+      <w:proofErr w:type="spellStart"/>
       <w:r>
         <w:t>module.exports</w:t>
       </w:r>
-      <w:proofErr w:type="gramEnd"/>
+      <w:proofErr w:type="spellEnd"/>
       <w:r>
         <w:t xml:space="preserve"> and require function </w:t>
       </w:r>
+    </w:p>
+    <w:p>
+      <w:pPr>
+        <w:pStyle w:val="ListParagraph"/>
+      </w:pPr>
+      <w:proofErr w:type="spellStart"/>
+      <w:r>
+        <w:t>Module.exports</w:t>
+      </w:r>
+      <w:proofErr w:type="spellEnd"/>
+      <w:r>
+        <w:t xml:space="preserve"> is use to exports function, variable, classes etc and </w:t>
+      </w:r>
+    </w:p>
+    <w:p>
+      <w:pPr>
+        <w:pStyle w:val="ListParagraph"/>
+      </w:pPr>
+      <w:r>
+        <w:t xml:space="preserve">require is use to load user defined or </w:t>
+      </w:r>
+      <w:proofErr w:type="spellStart"/>
+      <w:r>
+        <w:t>pre defined</w:t>
+      </w:r>
+      <w:proofErr w:type="spellEnd"/>
+      <w:r>
+        <w:t xml:space="preserve"> module </w:t>
+      </w:r>
+    </w:p>
+    <w:p>
+      <w:pPr>
+        <w:pStyle w:val="ListParagraph"/>
+      </w:pPr>
     </w:p>
     <w:p>
       <w:pPr>
@@ -241,7 +267,40 @@
         <w:t xml:space="preserve">: import and export concept. </w:t>
       </w:r>
     </w:p>
-    <w:p/>
+    <w:p>
+      <w:pPr>
+        <w:ind w:left="720"/>
+      </w:pPr>
+      <w:r>
+        <w:t xml:space="preserve">Export is use to export function, variable and classes to another file and import is use to import exported functions, variable and classes in current file. </w:t>
+      </w:r>
+    </w:p>
+    <w:p>
+      <w:pPr>
+        <w:ind w:left="720"/>
+      </w:pPr>
+      <w:r>
+        <w:t xml:space="preserve">We need to create </w:t>
+      </w:r>
+      <w:proofErr w:type="spellStart"/>
+      <w:r>
+        <w:t>package.json</w:t>
+      </w:r>
+      <w:proofErr w:type="spellEnd"/>
+      <w:r>
+        <w:t xml:space="preserve"> file and we need to some configuration. </w:t>
+      </w:r>
+    </w:p>
+    <w:p>
+      <w:pPr>
+        <w:ind w:left="720"/>
+      </w:pPr>
+    </w:p>
+    <w:p>
+      <w:pPr>
+        <w:ind w:left="720"/>
+      </w:pPr>
+    </w:p>
     <w:p/>
     <w:sectPr>
       <w:pgSz w:w="11906" w:h="16838"/>
